--- a/resources/templates/community_engagement_report_template.docx
+++ b/resources/templates/community_engagement_report_template.docx
@@ -933,6 +933,82 @@
           <w:szCs w:val="52"/>
         </w:rPr>
       </w:pPr>
+      <w:r>
+        <w:rPr>
+          <w:rFonts w:asciiTheme="minorHAnsi" w:hAnsiTheme="minorHAnsi"/>
+          <w:sz w:val="48"/>
+          <w:szCs w:val="52"/>
+        </w:rPr>
+        <w:lastRenderedPageBreak/>
+        <w:t>Age Breakdown</w:t>
+      </w:r>
+    </w:p>
+    <w:p>
+      <w:pPr>
+        <w:pStyle w:val="EdenTitle"/>
+        <w:spacing w:after="0" w:line="360" w:lineRule="auto"/>
+        <w:ind w:right="0"/>
+        <w:jc w:val="center"/>
+        <w:rPr>
+          <w:rFonts w:asciiTheme="minorHAnsi" w:hAnsiTheme="minorHAnsi"/>
+          <w:sz w:val="36"/>
+          <w:szCs w:val="36"/>
+        </w:rPr>
+      </w:pPr>
+      <w:r>
+        <w:rPr>
+          <w:rFonts w:asciiTheme="minorHAnsi" w:hAnsiTheme="minorHAnsi"/>
+          <w:sz w:val="36"/>
+          <w:szCs w:val="36"/>
+        </w:rPr>
+        <w:t>{{</w:t>
+      </w:r>
+      <w:proofErr w:type="spellStart"/>
+      <w:r>
+        <w:rPr>
+          <w:rFonts w:asciiTheme="minorHAnsi" w:hAnsiTheme="minorHAnsi"/>
+          <w:sz w:val="36"/>
+          <w:szCs w:val="36"/>
+        </w:rPr>
+        <w:t>age_</w:t>
+      </w:r>
+      <w:r>
+        <w:rPr>
+          <w:rFonts w:asciiTheme="minorHAnsi" w:hAnsiTheme="minorHAnsi"/>
+          <w:sz w:val="36"/>
+          <w:szCs w:val="36"/>
+        </w:rPr>
+        <w:t>pie_chart_image</w:t>
+      </w:r>
+      <w:proofErr w:type="spellEnd"/>
+      <w:r>
+        <w:rPr>
+          <w:rFonts w:asciiTheme="minorHAnsi" w:hAnsiTheme="minorHAnsi"/>
+          <w:sz w:val="36"/>
+          <w:szCs w:val="36"/>
+        </w:rPr>
+        <w:t>}}</w:t>
+      </w:r>
+    </w:p>
+    <w:p>
+      <w:pPr>
+        <w:pStyle w:val="EdenTitle"/>
+        <w:spacing w:after="0" w:line="360" w:lineRule="auto"/>
+        <w:ind w:right="0"/>
+        <w:rPr>
+          <w:rFonts w:asciiTheme="minorHAnsi" w:hAnsiTheme="minorHAnsi"/>
+          <w:sz w:val="48"/>
+          <w:szCs w:val="52"/>
+        </w:rPr>
+      </w:pPr>
+      <w:r>
+        <w:rPr>
+          <w:rFonts w:asciiTheme="minorHAnsi" w:hAnsiTheme="minorHAnsi"/>
+          <w:sz w:val="48"/>
+          <w:szCs w:val="52"/>
+        </w:rPr>
+        <w:br w:type="column"/>
+      </w:r>
       <w:r>
         <w:rPr>
           <w:rFonts w:asciiTheme="minorHAnsi" w:hAnsiTheme="minorHAnsi"/>
